--- a/fixtures/docx/exports/docx-t1-run-styles.docx
+++ b/fixtures/docx/exports/docx-t1-run-styles.docx
@@ -8,14 +8,14 @@
       </w:pPr>
       <w:r>
         <w:rPr>
+          <w:rFonts w:ascii="Arial" w:hAnsi="Arial" w:eastAsia="Arial" w:cs="Arial"/>
           <w:b/>
           <w:i/>
-          <w:u/>
           <w:strike/>
-          <w:rFonts w:ascii="Arial" w:hAnsi="Arial" w:eastAsia="Arial" w:cs="Arial"/>
+          <w:color w:val="C00000"/>
           <w:sz w:val="32"/>
-          <w:color w:val="C00000"/>
-          <w:shd w:fill="FFF59D"/>
+          <w:u w:val="single"/>
+          <w:shd w:val="clear" w:color="auto" w:fill="FFF59D"/>
           <w:vertAlign w:val="superscript"/>
         </w:rPr>
         <w:t>Styled run</w:t>
